--- a/lessons/6-5-group2/homework.docx
+++ b/lessons/6-5-group2/homework.docx
@@ -80,7 +80,7 @@
         <w:spacing w:after="60" w:before="0"/>
       </w:pPr>
       <w:r>
-        <w:t xml:space="preserve">Content: I can write algebraic expressions from words and real-world situations, explain what each part stands for, and build one for a situation I have not seen before.</w:t>
+        <w:t xml:space="preserve">Content: I can write an algebraic expression for a real situation and evaluate it for a given value of the variable, explain what each part stands for, and build one for a situation I have not seen before.</w:t>
       </w:r>
     </w:p>
     <w:p>
@@ -484,6 +484,132 @@
     </w:p>
     <w:p>
       <w:pPr>
+        <w:keepNext/>
+        <w:spacing w:after="20" w:before="80"/>
+        <w:jc w:val="center"/>
+      </w:pPr>
+      <w:r>
+        <w:drawing>
+          <wp:inline distT="0" distB="0" distL="0" distR="0">
+            <wp:extent cx="1047750" cy="790575"/>
+            <wp:effectExtent t="0" r="0" b="0" l="0"/>
+            <wp:docPr id="1" name="" descr="" title=""/>
+            <wp:cNvGraphicFramePr>
+              <a:graphicFrameLocks xmlns:a="http://schemas.openxmlformats.org/drawingml/2006/main" noChangeAspect="1"/>
+            </wp:cNvGraphicFramePr>
+            <a:graphic xmlns:a="http://schemas.openxmlformats.org/drawingml/2006/main">
+              <a:graphicData uri="http://schemas.openxmlformats.org/drawingml/2006/picture">
+                <pic:pic xmlns:pic="http://schemas.openxmlformats.org/drawingml/2006/picture">
+                  <pic:nvPicPr>
+                    <pic:cNvPr id="0" name="" descr=""/>
+                    <pic:cNvPicPr>
+                      <a:picLocks noChangeAspect="1" noChangeArrowheads="1"/>
+                    </pic:cNvPicPr>
+                  </pic:nvPicPr>
+                  <pic:blipFill>
+                    <a:blip r:embed="rId13" cstate="none"/>
+                    <a:srcRect/>
+                    <a:stretch>
+                      <a:fillRect/>
+                    </a:stretch>
+                  </pic:blipFill>
+                  <pic:spPr bwMode="auto">
+                    <a:xfrm>
+                      <a:off x="0" y="0"/>
+                      <a:ext cx="1047750" cy="790575"/>
+                    </a:xfrm>
+                    <a:prstGeom prst="rect">
+                      <a:avLst/>
+                    </a:prstGeom>
+                  </pic:spPr>
+                </pic:pic>
+              </a:graphicData>
+            </a:graphic>
+          </wp:inline>
+        </w:drawing>
+      </w:r>
+    </w:p>
+    <w:p>
+      <w:pPr>
+        <w:keepNext/>
+        <w:spacing w:after="120"/>
+      </w:pPr>
+      <w:r>
+        <w:rPr>
+          <w:b/>
+          <w:bCs/>
+        </w:rPr>
+        <w:t xml:space="preserve">Substitute (Sustituir)</w:t>
+      </w:r>
+      <w:r>
+        <w:t xml:space="preserve"> — To replace a variable with a given number before working out the value.</w:t>
+      </w:r>
+    </w:p>
+    <w:p>
+      <w:pPr>
+        <w:keepNext/>
+        <w:spacing w:after="20" w:before="80"/>
+        <w:jc w:val="center"/>
+      </w:pPr>
+      <w:r>
+        <w:drawing>
+          <wp:inline distT="0" distB="0" distL="0" distR="0">
+            <wp:extent cx="1047750" cy="790575"/>
+            <wp:effectExtent t="0" r="0" b="0" l="0"/>
+            <wp:docPr id="1" name="" descr="" title=""/>
+            <wp:cNvGraphicFramePr>
+              <a:graphicFrameLocks xmlns:a="http://schemas.openxmlformats.org/drawingml/2006/main" noChangeAspect="1"/>
+            </wp:cNvGraphicFramePr>
+            <a:graphic xmlns:a="http://schemas.openxmlformats.org/drawingml/2006/main">
+              <a:graphicData uri="http://schemas.openxmlformats.org/drawingml/2006/picture">
+                <pic:pic xmlns:pic="http://schemas.openxmlformats.org/drawingml/2006/picture">
+                  <pic:nvPicPr>
+                    <pic:cNvPr id="0" name="" descr=""/>
+                    <pic:cNvPicPr>
+                      <a:picLocks noChangeAspect="1" noChangeArrowheads="1"/>
+                    </pic:cNvPicPr>
+                  </pic:nvPicPr>
+                  <pic:blipFill>
+                    <a:blip r:embed="rId9" cstate="none"/>
+                    <a:srcRect/>
+                    <a:stretch>
+                      <a:fillRect/>
+                    </a:stretch>
+                  </pic:blipFill>
+                  <pic:spPr bwMode="auto">
+                    <a:xfrm>
+                      <a:off x="0" y="0"/>
+                      <a:ext cx="1047750" cy="790575"/>
+                    </a:xfrm>
+                    <a:prstGeom prst="rect">
+                      <a:avLst/>
+                    </a:prstGeom>
+                  </pic:spPr>
+                </pic:pic>
+              </a:graphicData>
+            </a:graphic>
+          </wp:inline>
+        </w:drawing>
+      </w:r>
+    </w:p>
+    <w:p>
+      <w:pPr>
+        <w:keepNext/>
+        <w:spacing w:after="120"/>
+      </w:pPr>
+      <w:r>
+        <w:rPr>
+          <w:b/>
+          <w:bCs/>
+        </w:rPr>
+        <w:t xml:space="preserve">Evaluate (Evaluar)</w:t>
+      </w:r>
+      <w:r>
+        <w:t xml:space="preserve"> — To find what an expression is worth once every variable has a number, following the order of operations.</w:t>
+      </w:r>
+    </w:p>
+    <w:p>
+      <w:pPr>
         <w:pStyle w:val="Heading2"/>
         <w:spacing w:after="120" w:before="240"/>
       </w:pPr>
@@ -516,7 +642,62 @@
           <w:b/>
           <w:bCs/>
         </w:rPr>
-        <w:t xml:space="preserve">1. Spot the Common Mistake</w:t>
+        <w:t xml:space="preserve">1. The expression 8n + 15 gives the cost of n tickets plus a fee. What is the cost for 6 tickets?</w:t>
+      </w:r>
+    </w:p>
+    <w:p>
+      <w:pPr>
+        <w:spacing w:after="40" w:before="0"/>
+      </w:pPr>
+      <w:r>
+        <w:t xml:space="preserve">     A. $63</w:t>
+      </w:r>
+    </w:p>
+    <w:p>
+      <w:pPr>
+        <w:spacing w:after="40" w:before="0"/>
+      </w:pPr>
+      <w:r>
+        <w:t xml:space="preserve">     B. $138</w:t>
+      </w:r>
+    </w:p>
+    <w:p>
+      <w:pPr>
+        <w:spacing w:after="40" w:before="0"/>
+      </w:pPr>
+      <w:r>
+        <w:t xml:space="preserve">     C. $29</w:t>
+      </w:r>
+    </w:p>
+    <w:p>
+      <w:pPr>
+        <w:spacing w:after="40" w:before="0"/>
+      </w:pPr>
+      <w:r>
+        <w:t xml:space="preserve">     D. $48</w:t>
+      </w:r>
+    </w:p>
+    <w:p>
+      <w:pPr>
+        <w:spacing w:after="60" w:before="120"/>
+      </w:pPr>
+      <w:r>
+        <w:rPr>
+          <w:color w:val="BBBBBB"/>
+        </w:rPr>
+        <w:t xml:space="preserve">______________________________________________________________________</w:t>
+      </w:r>
+    </w:p>
+    <w:p>
+      <w:pPr>
+        <w:spacing w:after="80" w:before="0"/>
+      </w:pPr>
+      <w:r>
+        <w:rPr>
+          <w:b/>
+          <w:bCs/>
+        </w:rPr>
+        <w:t xml:space="preserve">2. Spot the Common Mistake</w:t>
       </w:r>
     </w:p>
     <w:p>
@@ -597,7 +778,7 @@
           <w:b/>
           <w:bCs/>
         </w:rPr>
-        <w:t xml:space="preserve">2. Find the Translation Error</w:t>
+        <w:t xml:space="preserve">3. Find the Translation Error</w:t>
       </w:r>
     </w:p>
     <w:p>
@@ -678,63 +859,129 @@
           <w:b/>
           <w:bCs/>
         </w:rPr>
-        <w:t xml:space="preserve">3. Write a real-world situation that could be modeled by the expression 4n + 10. Explain what the variable n represents, what the coefficient 4 means, and what the constant 10 represents.</w:t>
-      </w:r>
-    </w:p>
-    <w:p>
-      <w:pPr>
-        <w:spacing w:after="60" w:before="0"/>
+        <w:t xml:space="preserve">4. </w:t>
+      </w:r>
+    </w:p>
+    <w:p>
+      <w:pPr>
+        <w:spacing w:after="60" w:before="120"/>
+      </w:pPr>
+      <w:r>
+        <w:rPr>
+          <w:color w:val="BBBBBB"/>
+        </w:rPr>
+        <w:t xml:space="preserve">______________________________________________________________________</w:t>
+      </w:r>
+    </w:p>
+    <w:p>
+      <w:pPr>
+        <w:spacing w:after="60" w:before="120"/>
+      </w:pPr>
+      <w:r>
+        <w:rPr>
+          <w:color w:val="BBBBBB"/>
+        </w:rPr>
+        <w:t xml:space="preserve">______________________________________________________________________</w:t>
+      </w:r>
+    </w:p>
+    <w:p>
+      <w:pPr>
+        <w:spacing w:after="60" w:before="120"/>
+      </w:pPr>
+      <w:r>
+        <w:rPr>
+          <w:color w:val="BBBBBB"/>
+        </w:rPr>
+        <w:t xml:space="preserve">______________________________________________________________________</w:t>
+      </w:r>
+    </w:p>
+    <w:p>
+      <w:pPr>
+        <w:spacing w:after="60" w:before="120"/>
+      </w:pPr>
+      <w:r>
+        <w:rPr>
+          <w:color w:val="BBBBBB"/>
+        </w:rPr>
+        <w:t xml:space="preserve">______________________________________________________________________</w:t>
+      </w:r>
+    </w:p>
+    <w:p>
+      <w:r>
+        <w:br w:type="page"/>
+      </w:r>
+    </w:p>
+    <w:p>
+      <w:pPr>
+        <w:pStyle w:val="Heading1"/>
+        <w:spacing w:after="120"/>
+      </w:pPr>
+      <w:r>
+        <w:rPr>
+          <w:b/>
+          <w:bCs/>
+        </w:rPr>
+        <w:t xml:space="preserve">Answer Key (Teacher)</w:t>
+      </w:r>
+    </w:p>
+    <w:p>
+      <w:pPr>
+        <w:spacing w:after="40" w:before="0"/>
+      </w:pPr>
+      <w:r>
+        <w:rPr>
+          <w:b/>
+          <w:bCs/>
+        </w:rPr>
+        <w:t xml:space="preserve">1. A. $63</w:t>
+      </w:r>
+    </w:p>
+    <w:p>
+      <w:pPr>
+        <w:spacing w:after="20" w:before="0"/>
+      </w:pPr>
+      <w:r>
+        <w:t xml:space="preserve">     Substitute n = 6: 8 × 6 + 15 = 48 + 15 = $63.</w:t>
+      </w:r>
+    </w:p>
+    <w:p>
+      <w:pPr>
+        <w:spacing w:after="80" w:before="0"/>
       </w:pPr>
       <w:r>
         <w:rPr>
           <w:i/>
           <w:iCs/>
         </w:rPr>
-        <w:t xml:space="preserve">Sentence starter: Situation: ___. The variable n represents ___. The coefficient 4 means ___ for each ___. The constant 10 represents ___.</w:t>
-      </w:r>
-    </w:p>
-    <w:p>
-      <w:pPr>
-        <w:spacing w:after="60" w:before="120"/>
-      </w:pPr>
-      <w:r>
-        <w:rPr>
-          <w:color w:val="BBBBBB"/>
-        </w:rPr>
-        <w:t xml:space="preserve">______________________________________________________________________</w:t>
-      </w:r>
-    </w:p>
-    <w:p>
-      <w:pPr>
-        <w:spacing w:after="60" w:before="120"/>
-      </w:pPr>
-      <w:r>
-        <w:rPr>
-          <w:color w:val="BBBBBB"/>
-        </w:rPr>
-        <w:t xml:space="preserve">______________________________________________________________________</w:t>
-      </w:r>
-    </w:p>
-    <w:p>
-      <w:pPr>
-        <w:spacing w:after="60" w:before="120"/>
-      </w:pPr>
-      <w:r>
-        <w:rPr>
-          <w:color w:val="BBBBBB"/>
-        </w:rPr>
-        <w:t xml:space="preserve">______________________________________________________________________</w:t>
-      </w:r>
-    </w:p>
-    <w:p>
-      <w:pPr>
-        <w:spacing w:after="60" w:before="120"/>
-      </w:pPr>
-      <w:r>
-        <w:rPr>
-          <w:color w:val="BBBBBB"/>
-        </w:rPr>
-        <w:t xml:space="preserve">______________________________________________________________________</w:t>
+        <w:t xml:space="preserve">     Watch for: A common mistake in Write Algebraic Expressions is treating 'each' or 'per' as if it means add instead of multiply, and attaching the variable to the wrong number. For 'a $25 setup fee plus $8 per hour, h,' students often write 25 + 8 + h (adding all three numbers) or 25h + 8 (multiplying the flat fee by h) instead of the correct 8h + 25. Since $8 applies per hour, it must multiply the variable (8h), and the flat $25 fee is a constant added only once — check that the per-unit rate, not the flat fee, is the number multiplied by the variable.</w:t>
+      </w:r>
+    </w:p>
+    <w:p>
+      <w:pPr>
+        <w:spacing w:after="40" w:before="0"/>
+      </w:pPr>
+      <w:r>
+        <w:rPr>
+          <w:b/>
+          <w:bCs/>
+        </w:rPr>
+        <w:t xml:space="preserve">2. Spot the Common Mistake</w:t>
+      </w:r>
+    </w:p>
+    <w:p>
+      <w:pPr>
+        <w:spacing w:after="20" w:before="0"/>
+      </w:pPr>
+      <w:r>
+        <w:t xml:space="preserve">     The mistake is in Step 2.</w:t>
+      </w:r>
+    </w:p>
+    <w:p>
+      <w:pPr>
+        <w:spacing w:after="20" w:before="0"/>
+      </w:pPr>
+      <w:r>
+        <w:t xml:space="preserve">     Correct work: '8 divided by a number m' means start with 8 and divide it by m: 8 ÷ m. Division is not commutative, so order matters — m ÷ 8 means something different (a number m divided by 8).</w:t>
       </w:r>
     </w:p>
     <w:p>
@@ -742,11 +989,7 @@
         <w:spacing w:after="80" w:before="0"/>
       </w:pPr>
       <w:r>
-        <w:rPr>
-          <w:b/>
-          <w:bCs/>
-        </w:rPr>
-        <w:t xml:space="preserve">4. Line 1: A lyric says '7 more than a number of beats n.' Which expression matches?</w:t>
+        <w:t xml:space="preserve">     Watch for: The expression step wrote the variable first, but "8 divided by a number m" starts with the 8 and splits it. Division is not commutative, so the correct translation is 8 ÷ m — with m = 2, 8 ÷ 2 = 4 while 2 ÷ 8 = 0.25.</w:t>
       </w:r>
     </w:p>
     <w:p>
@@ -754,7 +997,35 @@
         <w:spacing w:after="40" w:before="0"/>
       </w:pPr>
       <w:r>
-        <w:t xml:space="preserve">     A. n + 7</w:t>
+        <w:rPr>
+          <w:b/>
+          <w:bCs/>
+        </w:rPr>
+        <w:t xml:space="preserve">3. Find the Translation Error</w:t>
+      </w:r>
+    </w:p>
+    <w:p>
+      <w:pPr>
+        <w:spacing w:after="20" w:before="0"/>
+      </w:pPr>
+      <w:r>
+        <w:t xml:space="preserve">     The mistake is in Step 2.</w:t>
+      </w:r>
+    </w:p>
+    <w:p>
+      <w:pPr>
+        <w:spacing w:after="20" w:before="0"/>
+      </w:pPr>
+      <w:r>
+        <w:t xml:space="preserve">     Correct work: '12 less than a number g' means start with g and subtract 12: g − 12. The phrase 'less than' reverses the order — the number being subtracted FROM comes after 'less than.'</w:t>
+      </w:r>
+    </w:p>
+    <w:p>
+      <w:pPr>
+        <w:spacing w:after="80" w:before="0"/>
+      </w:pPr>
+      <w:r>
+        <w:t xml:space="preserve">     Watch for: The expression step copied the numbers in the order they appear, but "less than" reverses them. "12 less than a number g" starts at g and takes 12 away, so it is g − 12 — the same way "5 less than 20" means 20 − 5 = 15.</w:t>
       </w:r>
     </w:p>
     <w:p>
@@ -762,64 +1033,11 @@
         <w:spacing w:after="40" w:before="0"/>
       </w:pPr>
       <w:r>
-        <w:t xml:space="preserve">     B. 7n</w:t>
-      </w:r>
-    </w:p>
-    <w:p>
-      <w:pPr>
-        <w:spacing w:after="40" w:before="0"/>
-      </w:pPr>
-      <w:r>
-        <w:t xml:space="preserve">     C. n − 7</w:t>
-      </w:r>
-    </w:p>
-    <w:p>
-      <w:pPr>
-        <w:spacing w:after="40" w:before="0"/>
-      </w:pPr>
-      <w:r>
-        <w:t xml:space="preserve">     D. 7 − n</w:t>
-      </w:r>
-    </w:p>
-    <w:p>
-      <w:pPr>
-        <w:spacing w:after="60" w:before="120"/>
-      </w:pPr>
-      <w:r>
-        <w:rPr>
-          <w:color w:val="BBBBBB"/>
-        </w:rPr>
-        <w:t xml:space="preserve">______________________________________________________________________</w:t>
-      </w:r>
-    </w:p>
-    <w:p>
-      <w:r>
-        <w:br w:type="page"/>
-      </w:r>
-    </w:p>
-    <w:p>
-      <w:pPr>
-        <w:pStyle w:val="Heading1"/>
-        <w:spacing w:after="120"/>
-      </w:pPr>
-      <w:r>
-        <w:rPr>
-          <w:b/>
-          <w:bCs/>
-        </w:rPr>
-        <w:t xml:space="preserve">Answer Key (Teacher)</w:t>
-      </w:r>
-    </w:p>
-    <w:p>
-      <w:pPr>
-        <w:spacing w:after="40" w:before="0"/>
-      </w:pPr>
-      <w:r>
-        <w:rPr>
-          <w:b/>
-          <w:bCs/>
-        </w:rPr>
-        <w:t xml:space="preserve">1. Spot the Common Mistake</w:t>
+        <w:rPr>
+          <w:b/>
+          <w:bCs/>
+        </w:rPr>
+        <w:t xml:space="preserve">4. Open response — answers will vary.</w:t>
       </w:r>
     </w:p>
     <w:p>
@@ -827,111 +1045,7 @@
         <w:spacing w:after="20" w:before="0"/>
       </w:pPr>
       <w:r>
-        <w:t xml:space="preserve">     The mistake is in Step 2.</w:t>
-      </w:r>
-    </w:p>
-    <w:p>
-      <w:pPr>
-        <w:spacing w:after="20" w:before="0"/>
-      </w:pPr>
-      <w:r>
-        <w:t xml:space="preserve">     Correct work: '8 divided by a number m' means start with 8 and divide it by m: 8 ÷ m. Division is not commutative, so order matters — m ÷ 8 means something different (a number m divided by 8).</w:t>
-      </w:r>
-    </w:p>
-    <w:p>
-      <w:pPr>
-        <w:spacing w:after="80" w:before="0"/>
-      </w:pPr>
-      <w:r>
-        <w:t xml:space="preserve">     Watch for: The expression step wrote the variable first, but "8 divided by a number m" starts with the 8 and splits it. Division is not commutative, so the correct translation is 8 ÷ m — with m = 2, 8 ÷ 2 = 4 while 2 ÷ 8 = 0.25.</w:t>
-      </w:r>
-    </w:p>
-    <w:p>
-      <w:pPr>
-        <w:spacing w:after="40" w:before="0"/>
-      </w:pPr>
-      <w:r>
-        <w:rPr>
-          <w:b/>
-          <w:bCs/>
-        </w:rPr>
-        <w:t xml:space="preserve">2. Find the Translation Error</w:t>
-      </w:r>
-    </w:p>
-    <w:p>
-      <w:pPr>
-        <w:spacing w:after="20" w:before="0"/>
-      </w:pPr>
-      <w:r>
-        <w:t xml:space="preserve">     The mistake is in Step 2.</w:t>
-      </w:r>
-    </w:p>
-    <w:p>
-      <w:pPr>
-        <w:spacing w:after="20" w:before="0"/>
-      </w:pPr>
-      <w:r>
-        <w:t xml:space="preserve">     Correct work: '12 less than a number g' means start with g and subtract 12: g − 12. The phrase 'less than' reverses the order — the number being subtracted FROM comes after 'less than.'</w:t>
-      </w:r>
-    </w:p>
-    <w:p>
-      <w:pPr>
-        <w:spacing w:after="80" w:before="0"/>
-      </w:pPr>
-      <w:r>
-        <w:t xml:space="preserve">     Watch for: The expression step copied the numbers in the order they appear, but "less than" reverses them. "12 less than a number g" starts at g and takes 12 away, so it is g − 12 — the same way "5 less than 20" means 20 − 5 = 15.</w:t>
-      </w:r>
-    </w:p>
-    <w:p>
-      <w:pPr>
-        <w:spacing w:after="40" w:before="0"/>
-      </w:pPr>
-      <w:r>
-        <w:rPr>
-          <w:b/>
-          <w:bCs/>
-        </w:rPr>
-        <w:t xml:space="preserve">3. Open response — answers will vary.</w:t>
-      </w:r>
-    </w:p>
-    <w:p>
-      <w:pPr>
-        <w:spacing w:after="80" w:before="0"/>
-      </w:pPr>
-      <w:r>
-        <w:t xml:space="preserve">     Look for key words: variable, coefficient, constant, expression, real-world, model.</w:t>
-      </w:r>
-    </w:p>
-    <w:p>
-      <w:pPr>
-        <w:spacing w:after="40" w:before="0"/>
-      </w:pPr>
-      <w:r>
-        <w:rPr>
-          <w:b/>
-          <w:bCs/>
-        </w:rPr>
-        <w:t xml:space="preserve">4. A. n + 7</w:t>
-      </w:r>
-    </w:p>
-    <w:p>
-      <w:pPr>
-        <w:spacing w:after="20" w:before="0"/>
-      </w:pPr>
-      <w:r>
-        <w:t xml:space="preserve">     'More than' means addition, so '7 more than n' is n + 7.</w:t>
-      </w:r>
-    </w:p>
-    <w:p>
-      <w:pPr>
-        <w:spacing w:after="80" w:before="0"/>
-      </w:pPr>
-      <w:r>
-        <w:rPr>
-          <w:i/>
-          <w:iCs/>
-        </w:rPr>
-        <w:t xml:space="preserve">     Watch for: A common mistake in Write Algebraic Expressions is treating 'each' or 'per' as if it means add instead of multiply, and attaching the variable to the wrong number. For 'a $25 setup fee plus $8 per hour, h,' students often write 25 + 8 + h (adding all three numbers) or 25h + 8 (multiplying the flat fee by h) instead of the correct 8h + 25. Since $8 applies per hour, it must multiply the variable (8h), and the flat $25 fee is a constant added only once — check that the per-unit rate, not the flat fee, is the number multiplied by the variable.</w:t>
+        <w:t xml:space="preserve">     Sample: The expression is 4.25s + 23.50. For s = 30: 4.25 × 30 + 23.50 = 127.50 + 23.50 = $151.00. For s = 60: 4.25 × 60 + 23.50 = 255.00 + 23.50 = $278.50. Doubling the students does NOT double the cost. Twice $151.00 would be $302.00, but the actual cost is $278.50 — a difference of exactly $23.50. The reason is that only the 4.25s term depends on the number of students; the shipping fee is a constant charged once no matter how many students come, so it is not doubled along with everything else.</w:t>
       </w:r>
     </w:p>
     <w:sectPr>
